--- a/extrakty/doc/TC278WG5/extract_16092_(2012).docx
+++ b/extrakty/doc/TC278WG5/extract_16092_(2012).docx
@@ -24,7 +24,7 @@
           <w:sz w:val="40"/>
           <w:szCs w:val="40"/>
         </w:rPr>
-        <w:t>EXTRAKT z české technické normy</w:t>
+        <w:t xml:space="preserve">EXTRAKT z technické zprávy CEN</w:t>
       </w:r>
     </w:p>
     <w:p>
@@ -155,7 +155,7 @@
               <w:pStyle w:val="1StrTrZn"/>
             </w:pPr>
             <w:r>
-              <w:t>01 8338</w:t>
+              <w:t xml:space="preserve"/>
             </w:r>
           </w:p>
         </w:tc>
@@ -174,20 +174,20 @@
         </w:rPr>
       </w:pPr>
       <w:r>
-        <w:t>Platí od</w:t>
-      </w:r>
-      <w:r>
-        <w:t xml:space="preserve"> března 2011</w:t>
+        <w:t xml:space="preserve">Vydána 2011, 40 stran</w:t>
+      </w:r>
+      <w:r>
+        <w:t xml:space="preserve"/>
       </w:r>
       <w:r>
         <w:tab/>
-        <w:t>4</w:t>
-      </w:r>
-      <w:r>
-        <w:t>0</w:t>
-      </w:r>
-      <w:r>
-        <w:t xml:space="preserve"> stran</w:t>
+        <w:t/>
+      </w:r>
+      <w:r>
+        <w:t/>
+      </w:r>
+      <w:r>
+        <w:t xml:space="preserve"/>
       </w:r>
     </w:p>
     <w:p>
